--- a/docs/Data_Dungeon_Chapter_12_Instructor_Guide.docx
+++ b/docs/Data_Dungeon_Chapter_12_Instructor_Guide.docx
@@ -78,7 +78,7 @@
         <w:rPr>
           <w:sz w:val="18"/>
         </w:rPr>
-        <w:t>ChatGPT assisted with drafting, instructional design, and code. Decorative artwork was generated with OpenAI image generation. Format reference: Michael Penta’s supplied Python companion chapter. Publication licensing remains to be finalized.</w:t>
+        <w:t>AI-created, human-prompted, human-edited, and human-verified using ChatGPT (OpenAI). Artwork: OpenAI image generation. Original contributions: CC0 1.0. See Publication License and AI Disclosure at the end.</w:t>
       </w:r>
     </w:p>
     <w:p>
@@ -1505,7 +1505,74 @@
     </w:p>
     <w:p>
       <w:r>
-        <w:t>This completes the agreed chapter coverage: 1–6 and 10–12, including the separate Chapter 2 circular-queue workshop. Chapters 7–9 and 13–14 are not part of this release. The materials remain instructor-review drafts; completion tests establish feasibility, while classroom timing, accessibility in the chosen course platform, and final publication licensing still require review.</w:t>
+        <w:t>This completes the agreed chapter coverage: 1–6 and 10–12, including the separate Chapter 2 circular-queue workshop. Chapters 7–9 and 13–14 are not part of this release. The materials remain instructor-review drafts; completion tests establish feasibility, while classroom timing and accessibility in the chosen course platform still require review.</w:t>
+      </w:r>
+    </w:p>
+    <w:p>
+      <w:r>
+        <w:br w:type="page"/>
+      </w:r>
+    </w:p>
+    <w:p>
+      <w:pPr>
+        <w:pStyle w:val="Heading1"/>
+      </w:pPr>
+      <w:r>
+        <w:t>Publication License and AI Disclosure</w:t>
+      </w:r>
+    </w:p>
+    <w:p>
+      <w:pPr>
+        <w:pStyle w:val="Heading2"/>
+      </w:pPr>
+      <w:r>
+        <w:t>Open Reuse</w:t>
+      </w:r>
+    </w:p>
+    <w:p>
+      <w:r>
+        <w:t>To the extent the project rights holders own copyright or related rights, they dedicate the original contributions to Data Dungeon: The Linked Labyrinth to the public domain under CC0 1.0 Universal. This includes original teaching materials, Java code, verification code, and project artwork. You may copy, modify, redistribute, and use these contributions commercially. Attribution is appreciated but is not required for these CC0 contributions.</w:t>
+      </w:r>
+    </w:p>
+    <w:p>
+      <w:r>
+        <w:t>CC0 1.0 Universal: https://creativecommons.org/publicdomain/zero/1.0/</w:t>
+      </w:r>
+    </w:p>
+    <w:p>
+      <w:pPr>
+        <w:pStyle w:val="Heading2"/>
+      </w:pPr>
+      <w:r>
+        <w:t>Source Attribution and Exceptions</w:t>
+      </w:r>
+    </w:p>
+    <w:p>
+      <w:r>
+        <w:t>Pat Morin, Open Data Structures, Java edition: https://opendatastructures.org/ods-java/. The textbook and its accompanying source code are released under Creative Commons Attribution 2.5 Canada: https://creativecommons.org/licenses/by/2.5/ca/. Any reproduced or adapted Morin material retains that license and attribution requirement; this project’s CC0 dedication does not waive his rights. The companion adds a dungeon setting, focused workshops, renamed and simplified implementations, tests, instructor guidance, and AI learning activities. No endorsement by Pat Morin is implied.</w:t>
+      </w:r>
+    </w:p>
+    <w:p>
+      <w:r>
+        <w:t>Format inspiration: Michael Penta, Companion Materials for OpenStax: Introduction to Python Programming, Chapter 5 (2025), supplied under CC0 1.0. Other third-party material retains its applicable terms. CC0 applies only to rights held by the project rights holders and does not assert that AI-generated material is copyrightable.</w:t>
+      </w:r>
+    </w:p>
+    <w:p>
+      <w:pPr>
+        <w:pStyle w:val="Heading2"/>
+      </w:pPr>
+      <w:r>
+        <w:t>AI Disclosure</w:t>
+      </w:r>
+    </w:p>
+    <w:p>
+      <w:r>
+        <w:t>This work was AI-created, human-prompted, human-edited, and human-verified. Text, instructional activities, and code were generated using ChatGPT (OpenAI). Decorative artwork was generated using OpenAI image generation.</w:t>
+      </w:r>
+    </w:p>
+    <w:p>
+      <w:r>
+        <w:t>AI tool citation: OpenAI. (2026). ChatGPT [large language model]. https://chatgpt.com/. Exact model-version identifiers were not recorded. Human prompting, editing, and verification do not imply that the work is error-free or that classroom trials have been completed.</w:t>
       </w:r>
     </w:p>
     <w:sectPr>

--- a/docs/Data_Dungeon_Chapter_12_Instructor_Guide.docx
+++ b/docs/Data_Dungeon_Chapter_12_Instructor_Guide.docx
@@ -1013,8 +1013,7 @@
         <w:tblLook w:firstColumn="1" w:firstRow="1" w:lastColumn="0" w:lastRow="0" w:noHBand="0" w:noVBand="1" w:val="04A0"/>
       </w:tblPr>
       <w:tblGrid>
-        <w:gridCol w:w="7056"/>
-        <w:gridCol w:w="1152"/>
+        <w:gridCol w:w="8208"/>
       </w:tblGrid>
       <w:tr>
         <w:trPr>
@@ -1022,7 +1021,7 @@
         </w:trPr>
         <w:tc>
           <w:tcPr>
-            <w:tcW w:type="dxa" w:w="7056"/>
+            <w:tcW w:type="dxa" w:w="8208"/>
             <w:shd w:fill="E7E6E6"/>
             <w:vAlign w:val="center"/>
             <w:tcBorders>
@@ -1048,37 +1047,6 @@
                 <w:sz w:val="20"/>
               </w:rPr>
               <w:t>Criterion</w:t>
-            </w:r>
-          </w:p>
-        </w:tc>
-        <w:tc>
-          <w:tcPr>
-            <w:tcW w:type="dxa" w:w="1152"/>
-            <w:shd w:fill="E7E6E6"/>
-            <w:vAlign w:val="center"/>
-            <w:tcBorders>
-              <w:top w:val="single" w:sz="4" w:color="D9D9D9"/>
-              <w:left w:val="single" w:sz="4" w:color="D9D9D9"/>
-              <w:bottom w:val="single" w:sz="4" w:color="D9D9D9"/>
-              <w:right w:val="single" w:sz="4" w:color="D9D9D9"/>
-            </w:tcBorders>
-            <w:tcMar>
-              <w:top w:w="80" w:type="dxa"/>
-              <w:left w:w="80" w:type="dxa"/>
-              <w:bottom w:w="80" w:type="dxa"/>
-              <w:right w:w="80" w:type="dxa"/>
-            </w:tcMar>
-          </w:tcPr>
-          <w:p>
-            <w:pPr>
-              <w:spacing w:after="40" w:before="40"/>
-            </w:pPr>
-            <w:r>
-              <w:rPr>
-                <w:b/>
-                <w:sz w:val="20"/>
-              </w:rPr>
-              <w:t>Points</w:t>
             </w:r>
           </w:p>
         </w:tc>
@@ -1086,7 +1054,7 @@
       <w:tr>
         <w:tc>
           <w:tcPr>
-            <w:tcW w:type="dxa" w:w="7056"/>
+            <w:tcW w:type="dxa" w:w="8208"/>
             <w:vAlign w:val="center"/>
             <w:tcBorders>
               <w:top w:val="single" w:sz="4" w:color="D9D9D9"/>
@@ -1110,35 +1078,6 @@
                 <w:sz w:val="20"/>
               </w:rPr>
               <w:t>FIFO traversal and marking before enqueueing</w:t>
-            </w:r>
-          </w:p>
-        </w:tc>
-        <w:tc>
-          <w:tcPr>
-            <w:tcW w:type="dxa" w:w="1152"/>
-            <w:vAlign w:val="center"/>
-            <w:tcBorders>
-              <w:top w:val="single" w:sz="4" w:color="D9D9D9"/>
-              <w:left w:val="single" w:sz="4" w:color="D9D9D9"/>
-              <w:bottom w:val="single" w:sz="4" w:color="D9D9D9"/>
-              <w:right w:val="single" w:sz="4" w:color="D9D9D9"/>
-            </w:tcBorders>
-            <w:tcMar>
-              <w:top w:w="80" w:type="dxa"/>
-              <w:left w:w="80" w:type="dxa"/>
-              <w:bottom w:w="80" w:type="dxa"/>
-              <w:right w:w="80" w:type="dxa"/>
-            </w:tcMar>
-          </w:tcPr>
-          <w:p>
-            <w:pPr>
-              <w:spacing w:after="40" w:before="40"/>
-            </w:pPr>
-            <w:r>
-              <w:rPr>
-                <w:sz w:val="20"/>
-              </w:rPr>
-              <w:t>30</w:t>
             </w:r>
           </w:p>
         </w:tc>
@@ -1146,7 +1085,7 @@
       <w:tr>
         <w:tc>
           <w:tcPr>
-            <w:tcW w:type="dxa" w:w="7056"/>
+            <w:tcW w:type="dxa" w:w="8208"/>
             <w:vAlign w:val="center"/>
             <w:tcBorders>
               <w:top w:val="single" w:sz="4" w:color="D9D9D9"/>
@@ -1170,35 +1109,6 @@
                 <w:sz w:val="20"/>
               </w:rPr>
               <w:t>Distances and first-discovery parents</w:t>
-            </w:r>
-          </w:p>
-        </w:tc>
-        <w:tc>
-          <w:tcPr>
-            <w:tcW w:type="dxa" w:w="1152"/>
-            <w:vAlign w:val="center"/>
-            <w:tcBorders>
-              <w:top w:val="single" w:sz="4" w:color="D9D9D9"/>
-              <w:left w:val="single" w:sz="4" w:color="D9D9D9"/>
-              <w:bottom w:val="single" w:sz="4" w:color="D9D9D9"/>
-              <w:right w:val="single" w:sz="4" w:color="D9D9D9"/>
-            </w:tcBorders>
-            <w:tcMar>
-              <w:top w:w="80" w:type="dxa"/>
-              <w:left w:w="80" w:type="dxa"/>
-              <w:bottom w:w="80" w:type="dxa"/>
-              <w:right w:w="80" w:type="dxa"/>
-            </w:tcMar>
-          </w:tcPr>
-          <w:p>
-            <w:pPr>
-              <w:spacing w:after="40" w:before="40"/>
-            </w:pPr>
-            <w:r>
-              <w:rPr>
-                <w:sz w:val="20"/>
-              </w:rPr>
-              <w:t>25</w:t>
             </w:r>
           </w:p>
         </w:tc>
@@ -1206,7 +1116,7 @@
       <w:tr>
         <w:tc>
           <w:tcPr>
-            <w:tcW w:type="dxa" w:w="7056"/>
+            <w:tcW w:type="dxa" w:w="8208"/>
             <w:vAlign w:val="center"/>
             <w:tcBorders>
               <w:top w:val="single" w:sz="4" w:color="D9D9D9"/>
@@ -1230,35 +1140,6 @@
                 <w:sz w:val="20"/>
               </w:rPr>
               <w:t>Cycles, direction, invalid inputs, and independent searches</w:t>
-            </w:r>
-          </w:p>
-        </w:tc>
-        <w:tc>
-          <w:tcPr>
-            <w:tcW w:type="dxa" w:w="1152"/>
-            <w:vAlign w:val="center"/>
-            <w:tcBorders>
-              <w:top w:val="single" w:sz="4" w:color="D9D9D9"/>
-              <w:left w:val="single" w:sz="4" w:color="D9D9D9"/>
-              <w:bottom w:val="single" w:sz="4" w:color="D9D9D9"/>
-              <w:right w:val="single" w:sz="4" w:color="D9D9D9"/>
-            </w:tcBorders>
-            <w:tcMar>
-              <w:top w:w="80" w:type="dxa"/>
-              <w:left w:w="80" w:type="dxa"/>
-              <w:bottom w:w="80" w:type="dxa"/>
-              <w:right w:w="80" w:type="dxa"/>
-            </w:tcMar>
-          </w:tcPr>
-          <w:p>
-            <w:pPr>
-              <w:spacing w:after="40" w:before="40"/>
-            </w:pPr>
-            <w:r>
-              <w:rPr>
-                <w:sz w:val="20"/>
-              </w:rPr>
-              <w:t>20</w:t>
             </w:r>
           </w:p>
         </w:tc>
@@ -1266,7 +1147,7 @@
       <w:tr>
         <w:tc>
           <w:tcPr>
-            <w:tcW w:type="dxa" w:w="7056"/>
+            <w:tcW w:type="dxa" w:w="8208"/>
             <w:vAlign w:val="center"/>
             <w:tcBorders>
               <w:top w:val="single" w:sz="4" w:color="D9D9D9"/>
@@ -1290,35 +1171,6 @@
                 <w:sz w:val="20"/>
               </w:rPr>
               <w:t>Adventure and hand trace</w:t>
-            </w:r>
-          </w:p>
-        </w:tc>
-        <w:tc>
-          <w:tcPr>
-            <w:tcW w:type="dxa" w:w="1152"/>
-            <w:vAlign w:val="center"/>
-            <w:tcBorders>
-              <w:top w:val="single" w:sz="4" w:color="D9D9D9"/>
-              <w:left w:val="single" w:sz="4" w:color="D9D9D9"/>
-              <w:bottom w:val="single" w:sz="4" w:color="D9D9D9"/>
-              <w:right w:val="single" w:sz="4" w:color="D9D9D9"/>
-            </w:tcBorders>
-            <w:tcMar>
-              <w:top w:w="80" w:type="dxa"/>
-              <w:left w:w="80" w:type="dxa"/>
-              <w:bottom w:w="80" w:type="dxa"/>
-              <w:right w:w="80" w:type="dxa"/>
-            </w:tcMar>
-          </w:tcPr>
-          <w:p>
-            <w:pPr>
-              <w:spacing w:after="40" w:before="40"/>
-            </w:pPr>
-            <w:r>
-              <w:rPr>
-                <w:sz w:val="20"/>
-              </w:rPr>
-              <w:t>10</w:t>
             </w:r>
           </w:p>
         </w:tc>
@@ -1326,7 +1178,7 @@
       <w:tr>
         <w:tc>
           <w:tcPr>
-            <w:tcW w:type="dxa" w:w="7056"/>
+            <w:tcW w:type="dxa" w:w="8208"/>
             <w:vAlign w:val="center"/>
             <w:tcBorders>
               <w:top w:val="single" w:sz="4" w:color="D9D9D9"/>
@@ -1350,35 +1202,6 @@
                 <w:sz w:val="20"/>
               </w:rPr>
               <w:t>Verified AI visualization or equivalent storyboard</w:t>
-            </w:r>
-          </w:p>
-        </w:tc>
-        <w:tc>
-          <w:tcPr>
-            <w:tcW w:type="dxa" w:w="1152"/>
-            <w:vAlign w:val="center"/>
-            <w:tcBorders>
-              <w:top w:val="single" w:sz="4" w:color="D9D9D9"/>
-              <w:left w:val="single" w:sz="4" w:color="D9D9D9"/>
-              <w:bottom w:val="single" w:sz="4" w:color="D9D9D9"/>
-              <w:right w:val="single" w:sz="4" w:color="D9D9D9"/>
-            </w:tcBorders>
-            <w:tcMar>
-              <w:top w:w="80" w:type="dxa"/>
-              <w:left w:w="80" w:type="dxa"/>
-              <w:bottom w:w="80" w:type="dxa"/>
-              <w:right w:w="80" w:type="dxa"/>
-            </w:tcMar>
-          </w:tcPr>
-          <w:p>
-            <w:pPr>
-              <w:spacing w:after="40" w:before="40"/>
-            </w:pPr>
-            <w:r>
-              <w:rPr>
-                <w:sz w:val="20"/>
-              </w:rPr>
-              <w:t>15</w:t>
             </w:r>
           </w:p>
         </w:tc>
@@ -1387,7 +1210,7 @@
     <w:p/>
     <w:p>
       <w:r>
-        <w:t>The no-AI storyboard receives the same credit. Students should explain checked state transitions and any correction, rather than being assessed on animation polish or tool availability.</w:t>
+        <w:t>The no-AI storyboard addresses the same learning goals. Students should explain checked state transitions and any correction, rather than being assessed on animation polish or tool availability.</w:t>
       </w:r>
     </w:p>
     <w:p>

--- a/docs/Data_Dungeon_Chapter_12_Instructor_Guide.docx
+++ b/docs/Data_Dungeon_Chapter_12_Instructor_Guide.docx
@@ -65,12 +65,12 @@
     </w:p>
     <w:p>
       <w:r>
-        <w:t>This final planned chapter turns the adventure’s room connections into an explicit graph traversal. Students complete one BFS method while the supplied result class reconstructs routes. The sample includes cycles, competing shortest routes, and a disconnected room.</w:t>
-      </w:r>
-    </w:p>
-    <w:p>
-      <w:r>
-        <w:t>Use starter/chapter12, instructor/chapter12, and verification/GraphCompletion.java with the student chapter. The reference solution changes only search. The repository is public, including solutions; use course-controlled distribution when appropriate.</w:t>
+        <w:t>This final chapter turns the adventure’s room connections into an explicit graph traversal. Students complete one BFS method while the supplied result class reconstructs routes. The sample includes cycles, competing shortest routes, and a disconnected room.</w:t>
+      </w:r>
+    </w:p>
+    <w:p>
+      <w:r>
+        <w:t>Use starter/chapter12, instructor/chapter12, and verification/GraphCompletion.java with the student chapter. The reference solution changes only search. Reference solutions are already public on GitHub. Treat them as open exemplars; use new assessment variants if independent work is required. Course-only distribution does not make existing public solutions private.</w:t>
       </w:r>
     </w:p>
     <w:p>
@@ -1372,7 +1372,7 @@
     </w:p>
     <w:p>
       <w:r>
-        <w:t>Pat Morin, Open Data Structures, Java edition: https://opendatastructures.org/ods-java/. The textbook and its accompanying source code are released under Creative Commons Attribution 2.5 Canada: https://creativecommons.org/licenses/by/2.5/ca/. Any reproduced or adapted Morin material retains that license and attribution requirement; this project’s CC0 dedication does not waive his rights. The companion adds a dungeon setting, focused workshops, renamed and simplified implementations, tests, instructor guidance, and AI learning activities. No endorsement by Pat Morin is implied.</w:t>
+        <w:t>Pat Morin, Open Data Structures (Java edition 0.1G): https://opendatastructures.org/ods-java/. The textbook and source code are licensed under CC BY 2.5 Canada: https://creativecommons.org/licenses/by/2.5/ca/. This companion adapts selected topics for dungeon workshops with renamed and simplified structures, new contracts, tests, and AI learning activities. Morin material retains its license, attribution, copyright notices, and warranty disclaimers; CC0 covers only original project contributions. Keep this credit and the license link with redistributed adaptations, including extracted code. No endorsement by Pat Morin is implied.</w:t>
       </w:r>
     </w:p>
     <w:p>
